--- a/kurs/classroom-pack/vecka-07/larare-tavla-verktyg-facit.docx
+++ b/kurs/classroom-pack/vecka-07/larare-tavla-verktyg-facit.docx
@@ -115,7 +115,7 @@
                 <w:color w:val="111111"/>
                 <w:sz w:val="22"/>
               </w:rPr>
-              <w:t>Eltavla</w:t>
+              <w:t>Eltavla + verktyg</w:t>
             </w:r>
           </w:p>
         </w:tc>

--- a/kurs/classroom-pack/vecka-07/larare-tavla-verktyg-facit.docx
+++ b/kurs/classroom-pack/vecka-07/larare-tavla-verktyg-facit.docx
@@ -297,7 +297,134 @@
           <w:color w:val="111111"/>
           <w:sz w:val="21"/>
         </w:rPr>
-        <w:t>G: 1 MSB/huvudtavla, 2 grupptavla, 3 död övningstavla; övning = 3. Jobb: död = 3 tvåpol; ELV = 2 DMM; isolation = 1 megger. Tång som volt STOP. Megger live STOP. VG: motiverar look-not-touch / tvåpol mot skrov. IG: övning = 1; GO på tång eller live megger.</w:t>
+        <w:t>G: 1 MSB/huvudtavla, 2 grupptavla, 3 död övningstavla; övning = 3. Jobb: död = 3 tvåpol; ELV = 2 DMM; isolation = 1 megger. Tång som volt STOP. Megger live STOP. VG: motiverar look-not-touch / tvåpol mot skrov. IG: övning = 1; GO på tång eller live megger. I = 4,8 A, grupp 10 A GO, tång-volt STOP.</w:t>
+      </w:r>
+    </w:p>
+    <w:p>
+      <w:pPr>
+        <w:spacing w:before="200" w:after="80"/>
+        <w:pBdr>
+          <w:top w:val="single" w:sz="6" w:space="4" w:color="111111"/>
+        </w:pBdr>
+      </w:pPr>
+      <w:r>
+        <w:rPr>
+          <w:rFonts w:ascii="IBM Plex Sans" w:hAnsi="IBM Plex Sans" w:eastAsia="IBM Plex Sans" w:cs="IBM Plex Sans"/>
+          <w:b/>
+          <w:color w:val="111111"/>
+          <w:sz w:val="26"/>
+        </w:rPr>
+        <w:t>Räkna</w:t>
+      </w:r>
+    </w:p>
+    <w:p>
+      <w:pPr>
+        <w:spacing w:before="0" w:after="120" w:line="276" w:lineRule="auto"/>
+      </w:pPr>
+      <w:r>
+        <w:rPr>
+          <w:rFonts w:ascii="IBM Plex Sans" w:hAnsi="IBM Plex Sans" w:eastAsia="IBM Plex Sans" w:cs="IBM Plex Sans"/>
+          <w:b w:val="0"/>
+          <w:color w:val="111111"/>
+          <w:sz w:val="21"/>
+        </w:rPr>
+        <w:t xml:space="preserve">I = 230 / 48 = </w:t>
+      </w:r>
+      <w:r>
+        <w:rPr>
+          <w:rFonts w:ascii="IBM Plex Sans" w:hAnsi="IBM Plex Sans" w:eastAsia="IBM Plex Sans" w:cs="IBM Plex Sans"/>
+          <w:b/>
+          <w:color w:val="111111"/>
+          <w:sz w:val="21"/>
+        </w:rPr>
+        <w:t>4,8 A</w:t>
+      </w:r>
+      <w:r>
+        <w:rPr>
+          <w:rFonts w:ascii="IBM Plex Sans" w:hAnsi="IBM Plex Sans" w:eastAsia="IBM Plex Sans" w:cs="IBM Plex Sans"/>
+          <w:b w:val="0"/>
+          <w:color w:val="111111"/>
+          <w:sz w:val="21"/>
+        </w:rPr>
+        <w:t>.</w:t>
+      </w:r>
+    </w:p>
+    <w:p>
+      <w:pPr>
+        <w:spacing w:before="0" w:after="120" w:line="276" w:lineRule="auto"/>
+      </w:pPr>
+      <w:r>
+        <w:rPr>
+          <w:rFonts w:ascii="IBM Plex Sans" w:hAnsi="IBM Plex Sans" w:eastAsia="IBM Plex Sans" w:cs="IBM Plex Sans"/>
+          <w:b w:val="0"/>
+          <w:color w:val="111111"/>
+          <w:sz w:val="21"/>
+        </w:rPr>
+        <w:t xml:space="preserve">Grupp 10 A: </w:t>
+      </w:r>
+      <w:r>
+        <w:rPr>
+          <w:rFonts w:ascii="IBM Plex Sans" w:hAnsi="IBM Plex Sans" w:eastAsia="IBM Plex Sans" w:cs="IBM Plex Sans"/>
+          <w:b/>
+          <w:color w:val="111111"/>
+          <w:sz w:val="21"/>
+        </w:rPr>
+        <w:t>GO</w:t>
+      </w:r>
+      <w:r>
+        <w:rPr>
+          <w:rFonts w:ascii="IBM Plex Sans" w:hAnsi="IBM Plex Sans" w:eastAsia="IBM Plex Sans" w:cs="IBM Plex Sans"/>
+          <w:b w:val="0"/>
+          <w:color w:val="111111"/>
+          <w:sz w:val="21"/>
+        </w:rPr>
+        <w:t xml:space="preserve"> på papper (4,8 A &lt; 10 A).</w:t>
+      </w:r>
+    </w:p>
+    <w:p>
+      <w:pPr>
+        <w:spacing w:before="0" w:after="120" w:line="276" w:lineRule="auto"/>
+      </w:pPr>
+      <w:r>
+        <w:rPr>
+          <w:rFonts w:ascii="IBM Plex Sans" w:hAnsi="IBM Plex Sans" w:eastAsia="IBM Plex Sans" w:cs="IBM Plex Sans"/>
+          <w:b w:val="0"/>
+          <w:color w:val="111111"/>
+          <w:sz w:val="21"/>
+        </w:rPr>
+        <w:t xml:space="preserve">Tång som volt: </w:t>
+      </w:r>
+      <w:r>
+        <w:rPr>
+          <w:rFonts w:ascii="IBM Plex Sans" w:hAnsi="IBM Plex Sans" w:eastAsia="IBM Plex Sans" w:cs="IBM Plex Sans"/>
+          <w:b/>
+          <w:color w:val="111111"/>
+          <w:sz w:val="21"/>
+        </w:rPr>
+        <w:t>STOP</w:t>
+      </w:r>
+      <w:r>
+        <w:rPr>
+          <w:rFonts w:ascii="IBM Plex Sans" w:hAnsi="IBM Plex Sans" w:eastAsia="IBM Plex Sans" w:cs="IBM Plex Sans"/>
+          <w:b w:val="0"/>
+          <w:color w:val="111111"/>
+          <w:sz w:val="21"/>
+        </w:rPr>
+        <w:t>.</w:t>
+      </w:r>
+    </w:p>
+    <w:p>
+      <w:pPr>
+        <w:spacing w:before="0" w:after="120" w:line="276" w:lineRule="auto"/>
+      </w:pPr>
+      <w:r>
+        <w:rPr>
+          <w:rFonts w:ascii="IBM Plex Sans" w:hAnsi="IBM Plex Sans" w:eastAsia="IBM Plex Sans" w:cs="IBM Plex Sans"/>
+          <w:b w:val="0"/>
+          <w:color w:val="111111"/>
+          <w:sz w:val="21"/>
+        </w:rPr>
+        <w:t>Elektriker: det här är inte din landcentral. Ingenjör: tång mäter ström, inte volt.</w:t>
       </w:r>
     </w:p>
     <w:p>
